--- a/Question_Bank_Bulk_Word_Template.docx
+++ b/Question_Bank_Bulk_Word_Template.docx
@@ -4,10 +4,6 @@
   <w:body>
     <w:p>
       <w:r>
-        <w:rPr>
-          <w:b/>
-          <w:sz w:val="32"/>
-        </w:rPr>
         <w:t>SWARUP SIR'S KNOWLEDGE HUB — QUESTION BANK BULK WORD TEMPLATE</w:t>
       </w:r>
     </w:p>
@@ -24,6 +20,11 @@
     <w:p>
       <w:r>
         <w:t>Chapter No: 1</w:t>
+      </w:r>
+    </w:p>
+    <w:p>
+      <w:r>
+        <w:t xml:space="preserve">Subchapter No: </w:t>
       </w:r>
     </w:p>
     <w:p>

--- a/Question_Bank_Bulk_Word_Template.docx
+++ b/Question_Bank_Bulk_Word_Template.docx
@@ -45,6 +45,11 @@
     <w:p>
       <w:r>
         <w:t>Cognitive Level: Knowledge</w:t>
+      </w:r>
+    </w:p>
+    <w:p>
+      <w:r>
+        <w:t xml:space="preserve">Variation Group: </w:t>
       </w:r>
     </w:p>
     <w:p>

--- a/Question_Bank_Bulk_Word_Template.docx
+++ b/Question_Bank_Bulk_Word_Template.docx
@@ -125,6 +125,11 @@
     <w:p>
       <w:r>
         <w:t>For Short or Long questions, keep the same fields but leave Option A-D and Correct Answer blank. English and Assamese are optional individually; at least one question language must be provided.</w:t>
+      </w:r>
+    </w:p>
+    <w:p>
+      <w:r>
+        <w:t>Fixed Question: No</w:t>
       </w:r>
     </w:p>
     <w:sectPr>
